--- a/우크라이나_대본/5부/5부_11화_승복.docx
+++ b/우크라이나_대본/5부/5부_11화_승복.docx
@@ -30,7 +30,7 @@
           <w:i w:val="0"/>
           <w:sz w:val="22"/>
         </w:rPr>
-        <w:t xml:space="preserve"> 올레스 오를렌코(31세, «프로조리스트» 지도자·최고라다 의원·대선 후보) / 이리나 올레히우나 마르첸코(28세, 캠프 대변인) / 카탸 리센코(32세, 캠프 실무 총괄) / 글리브 오스타프추크(27세, 후원금 공개·전산 담당) / 아나톨리 빅토로비치 흐레베뉵(67세, 정치 참모, 운동의 공동 창립자) / 라이사 스테파니우나 오파나센코(65세, 퇴직 변호사, 캠프 법률 자문) / 아르템 이호로비치 보이추크(46세, 농기계 유통업자 출신, 결선 승리 후보 — 전화 목소리) / 한나 오를렌코(62세, 올레스의 어머니 — 전화 목소리) / 오스타프 지우바(24세, 광장 시절부터의 자원봉사자) / 노(老)엔지니어(광장 시절의 후원자) / 방송 앵커·기자들·본부 앞 시민들</w:t>
+        <w:t xml:space="preserve"> 올레스 오를렌코(31세, «프로조리스트» 지도자·최고라다 의원·대선 후보) / 이리나 올레히우나 마르첸코(28세, 캠프 대변인) / 카탸 리센코(32세, 캠프 실무 총괄) / 글리브 오스타프추크(27세, 후원금 공개·전산 담당) / 아나톨리 빅토로비치 흐레베뉵(67세, 정치 참모, 운동의 공동 창립자) / 라이사 스테파니우나 오파나센코(65세, 퇴직 변호사, 캠프 법률 자문) / 아르템 이호로비치 보이추크(54세, 농기계 유통업자 출신, 결선 승리 후보 — 전화 목소리) / 한나 오를렌코(62세, 올레스의 어머니 — 전화 목소리) / 오스타프 지우바(24세, 광장 시절부터의 자원봉사자) / 노(老)엔지니어(광장 시절의 후원자) / 방송 앵커·기자들·본부 앞 시민들</w:t>
       </w:r>
     </w:p>
     <w:p>
